--- a/thesis/Uhkatietojen rikastus avointen lähteiden tiedustelutiedoilla.docx
+++ b/thesis/Uhkatietojen rikastus avointen lähteiden tiedustelutiedoilla.docx
@@ -318,7 +318,7 @@
                         </a:ln>
                         <a:extLst>
                           <a:ext uri="{909E8E84-426E-40dd-AFC4-6F175D3DCCD1}">
-                            <a14:hiddenFill xmlns:arto="http://schemas.microsoft.com/office/word/2006/arto" xmlns="" xmlns:mo="http://schemas.microsoft.com/office/mac/office/2008/main" xmlns:mv="urn:schemas-microsoft-com:mac:vml" xmlns:o="urn:schemas-microsoft-com:office:office" xmlns:v="urn:schemas-microsoft-com:vml" xmlns:w10="urn:schemas-microsoft-com:office:word" xmlns:w="http://schemas.openxmlformats.org/wordprocessingml/2006/main" xmlns:a14="http://schemas.microsoft.com/office/drawing/2010/main" xmlns:c="http://schemas.openxmlformats.org/drawingml/2006/chart" xmlns:adec="http://schemas.microsoft.com/office/drawing/2017/decorative" xmlns:pic="http://schemas.openxmlformats.org/drawingml/2006/picture">
+                            <a14:hiddenFill xmlns:pic="http://schemas.openxmlformats.org/drawingml/2006/picture" xmlns:adec="http://schemas.microsoft.com/office/drawing/2017/decorative" xmlns:c="http://schemas.openxmlformats.org/drawingml/2006/chart" xmlns:a14="http://schemas.microsoft.com/office/drawing/2010/main" xmlns:w="http://schemas.openxmlformats.org/wordprocessingml/2006/main" xmlns:w10="urn:schemas-microsoft-com:office:word" xmlns:v="urn:schemas-microsoft-com:vml" xmlns:o="urn:schemas-microsoft-com:office:office" xmlns:mv="urn:schemas-microsoft-com:mac:vml" xmlns:mo="http://schemas.microsoft.com/office/mac/office/2008/main" xmlns="" xmlns:arto="http://schemas.microsoft.com/office/word/2006/arto">
                               <a:noFill/>
                             </a14:hiddenFill>
                           </a:ext>
@@ -631,13 +631,12 @@
           <w:lang w:val="en-US"/>
         </w:rPr>
         <w:tab/>
-        <w:t>Enriching I</w:t>
       </w:r>
       <w:r>
         <w:rPr>
           <w:lang w:val="en-US"/>
         </w:rPr>
-        <w:t xml:space="preserve">ndicators of Compromise using Open-Source Intelligence </w:t>
+        <w:t>Enriching Indicators of Compromise Using Open-Source Intelligence</w:t>
       </w:r>
     </w:p>
     <w:p>
@@ -876,7 +875,7 @@
                         </a:ln>
                         <a:extLst>
                           <a:ext uri="{909E8E84-426E-40dd-AFC4-6F175D3DCCD1}">
-                            <a14:hiddenFill xmlns:arto="http://schemas.microsoft.com/office/word/2006/arto" xmlns="" xmlns:mo="http://schemas.microsoft.com/office/mac/office/2008/main" xmlns:mv="urn:schemas-microsoft-com:mac:vml" xmlns:o="urn:schemas-microsoft-com:office:office" xmlns:v="urn:schemas-microsoft-com:vml" xmlns:w10="urn:schemas-microsoft-com:office:word" xmlns:w="http://schemas.openxmlformats.org/wordprocessingml/2006/main" xmlns:a14="http://schemas.microsoft.com/office/drawing/2010/main" xmlns:c="http://schemas.openxmlformats.org/drawingml/2006/chart" xmlns:adec="http://schemas.microsoft.com/office/drawing/2017/decorative" xmlns:pic="http://schemas.openxmlformats.org/drawingml/2006/picture">
+                            <a14:hiddenFill xmlns:pic="http://schemas.openxmlformats.org/drawingml/2006/picture" xmlns:adec="http://schemas.microsoft.com/office/drawing/2017/decorative" xmlns:c="http://schemas.openxmlformats.org/drawingml/2006/chart" xmlns:a14="http://schemas.microsoft.com/office/drawing/2010/main" xmlns:w="http://schemas.openxmlformats.org/wordprocessingml/2006/main" xmlns:w10="urn:schemas-microsoft-com:office:word" xmlns:v="urn:schemas-microsoft-com:vml" xmlns:o="urn:schemas-microsoft-com:office:office" xmlns:mv="urn:schemas-microsoft-com:mac:vml" xmlns:mo="http://schemas.microsoft.com/office/mac/office/2008/main" xmlns="" xmlns:arto="http://schemas.microsoft.com/office/word/2006/arto">
                               <a:noFill/>
                             </a14:hiddenFill>
                           </a:ext>
@@ -6911,15 +6910,7 @@
         <w:pStyle w:val="Koodirivi"/>
       </w:pPr>
       <w:r>
-        <w:t>@</w:t>
-      </w:r>
-      <w:proofErr w:type="gramStart"/>
-      <w:r>
-        <w:t>main.route</w:t>
-      </w:r>
-      <w:proofErr w:type="gramEnd"/>
-      <w:r>
-        <w:t>("/health", methods=["GET"])</w:t>
+        <w:t>@main.route("/health", methods=["GET"])</w:t>
       </w:r>
     </w:p>
     <w:p>
@@ -6931,19 +6922,11 @@
       </w:r>
       <w:proofErr w:type="spellStart"/>
       <w:r>
-        <w:t>health_</w:t>
-      </w:r>
-      <w:proofErr w:type="gramStart"/>
-      <w:r>
-        <w:t>check</w:t>
-      </w:r>
-      <w:proofErr w:type="spellEnd"/>
-      <w:r>
-        <w:t>(</w:t>
-      </w:r>
-      <w:proofErr w:type="gramEnd"/>
-      <w:r>
-        <w:t>):</w:t>
+        <w:t>health_check</w:t>
+      </w:r>
+      <w:proofErr w:type="spellEnd"/>
+      <w:r>
+        <w:t>():</w:t>
       </w:r>
     </w:p>
     <w:p>
@@ -6957,25 +6940,12 @@
         <w:t xml:space="preserve">return </w:t>
       </w:r>
       <w:proofErr w:type="spellStart"/>
-      <w:proofErr w:type="gramStart"/>
       <w:r>
         <w:t>jsonify</w:t>
       </w:r>
       <w:proofErr w:type="spellEnd"/>
       <w:r>
-        <w:t>(</w:t>
-      </w:r>
-      <w:proofErr w:type="gramEnd"/>
-      <w:r>
-        <w:t>{"status": "</w:t>
-      </w:r>
-      <w:proofErr w:type="gramStart"/>
-      <w:r>
-        <w:t>running"}</w:t>
-      </w:r>
-      <w:proofErr w:type="gramEnd"/>
-      <w:r>
-        <w:t>), 200</w:t>
+        <w:t>({"status": "running"}), 200</w:t>
       </w:r>
     </w:p>
     <w:p>
@@ -7020,21 +6990,7 @@
         <w:rPr>
           <w:lang w:val="en-US"/>
         </w:rPr>
-        <w:t xml:space="preserve"> on </w:t>
-      </w:r>
-      <w:proofErr w:type="gramStart"/>
-      <w:r>
-        <w:rPr>
-          <w:lang w:val="en-US"/>
-        </w:rPr>
-        <w:t>Web</w:t>
-      </w:r>
-      <w:proofErr w:type="gramEnd"/>
-      <w:r>
-        <w:rPr>
-          <w:lang w:val="en-US"/>
-        </w:rPr>
-        <w:t xml:space="preserve"> </w:t>
+        <w:t xml:space="preserve"> on Web </w:t>
       </w:r>
       <w:r>
         <w:rPr>
@@ -8461,15 +8417,7 @@
         <w:pStyle w:val="Koodirivi"/>
       </w:pPr>
       <w:r>
-        <w:t>@</w:t>
-      </w:r>
-      <w:proofErr w:type="gramStart"/>
-      <w:r>
-        <w:t>main.route</w:t>
-      </w:r>
-      <w:proofErr w:type="gramEnd"/>
-      <w:r>
-        <w:t>("/search", methods=["GET"])</w:t>
+        <w:t>@main.route("/search", methods=["GET"])</w:t>
       </w:r>
     </w:p>
     <w:p>
@@ -8477,15 +8425,7 @@
         <w:pStyle w:val="Koodirivi"/>
       </w:pPr>
       <w:r>
-        <w:t xml:space="preserve">def </w:t>
-      </w:r>
-      <w:proofErr w:type="gramStart"/>
-      <w:r>
-        <w:t>search(</w:t>
-      </w:r>
-      <w:proofErr w:type="gramEnd"/>
-      <w:r>
-        <w:t>):</w:t>
+        <w:t>def search():</w:t>
       </w:r>
     </w:p>
     <w:p>
@@ -8518,7 +8458,6 @@
         <w:tab/>
       </w:r>
       <w:proofErr w:type="spellStart"/>
-      <w:proofErr w:type="gramStart"/>
       <w:r>
         <w:rPr>
           <w:lang w:val="fi-FI"/>
@@ -8530,58 +8469,160 @@
         <w:rPr>
           <w:lang w:val="fi-FI"/>
         </w:rPr>
-        <w:t>(</w:t>
-      </w:r>
-      <w:proofErr w:type="gramEnd"/>
+        <w:t>(“</w:t>
+      </w:r>
+      <w:proofErr w:type="spellStart"/>
       <w:r>
         <w:rPr>
           <w:lang w:val="fi-FI"/>
         </w:rPr>
-        <w:t>“</w:t>
-      </w:r>
-      <w:proofErr w:type="spellStart"/>
+        <w:t>Performing</w:t>
+      </w:r>
+      <w:proofErr w:type="spellEnd"/>
       <w:r>
         <w:rPr>
           <w:lang w:val="fi-FI"/>
         </w:rPr>
-        <w:t>Performing</w:t>
-      </w:r>
-      <w:proofErr w:type="spellEnd"/>
+        <w:t xml:space="preserve"> </w:t>
+      </w:r>
+      <w:proofErr w:type="spellStart"/>
       <w:r>
         <w:rPr>
           <w:lang w:val="fi-FI"/>
         </w:rPr>
+        <w:t>search</w:t>
+      </w:r>
+      <w:proofErr w:type="spellEnd"/>
+      <w:r>
+        <w:rPr>
+          <w:lang w:val="fi-FI"/>
+        </w:rPr>
+        <w:t>...”)</w:t>
+      </w:r>
+    </w:p>
+    <w:p>
+      <w:pPr>
+        <w:pStyle w:val="Esimerkkikoodinselite"/>
+      </w:pPr>
+      <w:r>
+        <w:t>Pelkistetty API-rajapintareitti /</w:t>
+      </w:r>
+      <w:proofErr w:type="spellStart"/>
+      <w:r>
+        <w:t>search</w:t>
+      </w:r>
+      <w:proofErr w:type="spellEnd"/>
+      <w:r>
+        <w:t xml:space="preserve">. </w:t>
+      </w:r>
+    </w:p>
+    <w:p>
+      <w:pPr>
+        <w:pStyle w:val="Leipteksti1"/>
+      </w:pPr>
+      <w:r>
+        <w:t xml:space="preserve">Sovelluksen koko toiminnallisuus haluttiin </w:t>
+      </w:r>
+      <w:r>
+        <w:t xml:space="preserve">pystyä hallitsemaan </w:t>
+      </w:r>
+      <w:proofErr w:type="spellStart"/>
+      <w:r>
+        <w:t>Flask</w:t>
+      </w:r>
+      <w:proofErr w:type="spellEnd"/>
+      <w:r>
+        <w:t xml:space="preserve"> API-rajapinnan kautta, joten jokaiselle toiminnalle määritettiin API-rajapintaan reitti, jonka kautta niitä pystytään käynnistämään. Seuraavaksi kuvataan alustan API-rajapintareitit</w:t>
+      </w:r>
+      <w:r>
+        <w:t>,</w:t>
+      </w:r>
+      <w:r>
+        <w:t xml:space="preserve"> sekä</w:t>
+      </w:r>
+      <w:r>
+        <w:t xml:space="preserve"> niiden </w:t>
+      </w:r>
+      <w:r>
+        <w:t xml:space="preserve">hyväksyvät </w:t>
+      </w:r>
+      <w:r>
+        <w:t xml:space="preserve">http </w:t>
+      </w:r>
+      <w:r>
+        <w:t xml:space="preserve">metodit </w:t>
+      </w:r>
+      <w:r>
+        <w:t xml:space="preserve">ja </w:t>
+      </w:r>
+      <w:proofErr w:type="spellStart"/>
+      <w:r>
+        <w:t>body</w:t>
+      </w:r>
+      <w:proofErr w:type="spellEnd"/>
+      <w:r>
+        <w:t xml:space="preserve"> parametrit. </w:t>
+      </w:r>
+    </w:p>
+    <w:p>
+      <w:pPr>
+        <w:pStyle w:val="Leipteksti1"/>
+      </w:pPr>
+      <w:r>
+        <w:t>GET /</w:t>
+      </w:r>
+      <w:proofErr w:type="spellStart"/>
+      <w:r>
+        <w:t>health</w:t>
+      </w:r>
+      <w:proofErr w:type="spellEnd"/>
+    </w:p>
+    <w:p>
+      <w:pPr>
+        <w:pStyle w:val="Leipteksti1"/>
+      </w:pPr>
+      <w:r>
+        <w:t>/</w:t>
+      </w:r>
+      <w:proofErr w:type="spellStart"/>
+      <w:r>
+        <w:t>health</w:t>
+      </w:r>
+      <w:proofErr w:type="spellEnd"/>
+      <w:r>
+        <w:t xml:space="preserve"> palauttaa staattisen vastauksen ”status”: ”</w:t>
+      </w:r>
+      <w:proofErr w:type="spellStart"/>
+      <w:r>
+        <w:t>running</w:t>
+      </w:r>
+      <w:proofErr w:type="spellEnd"/>
+      <w:r>
+        <w:t xml:space="preserve">”. Sen avulla sovelluksen tilaa voidaan pyytää. </w:t>
+      </w:r>
+      <w:proofErr w:type="spellStart"/>
+      <w:r>
+        <w:t>Docker</w:t>
+      </w:r>
+      <w:proofErr w:type="spellEnd"/>
+      <w:r>
         <w:t xml:space="preserve"> </w:t>
       </w:r>
       <w:proofErr w:type="spellStart"/>
       <w:r>
-        <w:rPr>
-          <w:lang w:val="fi-FI"/>
-        </w:rPr>
-        <w:t>search</w:t>
-      </w:r>
-      <w:proofErr w:type="spellEnd"/>
-      <w:r>
-        <w:rPr>
-          <w:lang w:val="fi-FI"/>
-        </w:rPr>
-        <w:t>...”)</w:t>
-      </w:r>
-    </w:p>
-    <w:p>
-      <w:pPr>
-        <w:pStyle w:val="Esimerkkikoodinselite"/>
-      </w:pPr>
-      <w:r>
-        <w:t>Pelkistetty API-rajapintareitti /</w:t>
-      </w:r>
-      <w:proofErr w:type="spellStart"/>
-      <w:r>
-        <w:t>search</w:t>
-      </w:r>
-      <w:proofErr w:type="spellEnd"/>
-      <w:r>
-        <w:t xml:space="preserve">. </w:t>
+        <w:t>compose</w:t>
+      </w:r>
+      <w:proofErr w:type="spellEnd"/>
+      <w:r>
+        <w:t xml:space="preserve"> käyttää kyseistä reittiä määrittääkseen toimiiko </w:t>
+      </w:r>
+      <w:proofErr w:type="spellStart"/>
+      <w:r>
+        <w:t>Flask</w:t>
+      </w:r>
+      <w:proofErr w:type="spellEnd"/>
+      <w:r>
+        <w:t xml:space="preserve"> sovellus. </w:t>
       </w:r>
     </w:p>
     <w:p>
@@ -8589,150 +8630,41 @@
         <w:pStyle w:val="Leipteksti1"/>
       </w:pPr>
       <w:r>
-        <w:t xml:space="preserve">Sovelluksen koko toiminnallisuus haluttiin </w:t>
-      </w:r>
-      <w:r>
-        <w:t xml:space="preserve">pystyä hallitsemaan </w:t>
-      </w:r>
-      <w:proofErr w:type="spellStart"/>
-      <w:r>
-        <w:t>Flask</w:t>
-      </w:r>
-      <w:proofErr w:type="spellEnd"/>
-      <w:r>
-        <w:t xml:space="preserve"> API-rajapinnan kautta, joten jokaiselle toiminnalle määritettiin API-rajapintaan reitti, jonka kautta niitä pystytään käynnistämään. Seuraavaksi kuvataan alustan API-rajapintareitit</w:t>
-      </w:r>
-      <w:r>
-        <w:t>,</w:t>
-      </w:r>
-      <w:r>
-        <w:t xml:space="preserve"> sekä</w:t>
-      </w:r>
-      <w:r>
-        <w:t xml:space="preserve"> niiden </w:t>
-      </w:r>
-      <w:r>
-        <w:t xml:space="preserve">hyväksyvät </w:t>
-      </w:r>
-      <w:r>
-        <w:t xml:space="preserve">http </w:t>
-      </w:r>
-      <w:r>
-        <w:t xml:space="preserve">metodit </w:t>
-      </w:r>
-      <w:r>
-        <w:t xml:space="preserve">ja </w:t>
-      </w:r>
-      <w:proofErr w:type="spellStart"/>
-      <w:r>
-        <w:t>body</w:t>
-      </w:r>
-      <w:proofErr w:type="spellEnd"/>
-      <w:r>
-        <w:t xml:space="preserve"> parametrit. </w:t>
-      </w:r>
+        <w:t>DELETE /</w:t>
+      </w:r>
+      <w:proofErr w:type="spellStart"/>
+      <w:r>
+        <w:t>purge</w:t>
+      </w:r>
+      <w:proofErr w:type="spellEnd"/>
     </w:p>
     <w:p>
       <w:pPr>
         <w:pStyle w:val="Leipteksti1"/>
       </w:pPr>
       <w:r>
-        <w:t>GET /</w:t>
-      </w:r>
-      <w:proofErr w:type="spellStart"/>
-      <w:r>
-        <w:t>health</w:t>
-      </w:r>
-      <w:proofErr w:type="spellEnd"/>
+        <w:t>/</w:t>
+      </w:r>
+      <w:proofErr w:type="spellStart"/>
+      <w:r>
+        <w:t>purge</w:t>
+      </w:r>
+      <w:proofErr w:type="spellEnd"/>
+      <w:r>
+        <w:t xml:space="preserve"> tyhjentää </w:t>
+      </w:r>
+      <w:proofErr w:type="spellStart"/>
+      <w:r>
+        <w:t>Redis</w:t>
+      </w:r>
+      <w:proofErr w:type="spellEnd"/>
+      <w:r>
+        <w:t xml:space="preserve"> välimuistin. Reittiä käytettiin kehitysvaiheessa välimuistin toiminnallisuuden testaamisessa. Tyhjentämällä välimuisti, poistetaan kaikki tehtävät sekä tallennetut tulokset. Tätä voidaan käyttää ongelmatilanteissa, sekä kun halutaan sovelluksen hakevan tuoreimmat uhkatiedot. </w:t>
+      </w:r>
     </w:p>
     <w:p>
       <w:pPr>
         <w:pStyle w:val="Leipteksti1"/>
-      </w:pPr>
-      <w:r>
-        <w:t>/</w:t>
-      </w:r>
-      <w:proofErr w:type="spellStart"/>
-      <w:r>
-        <w:t>health</w:t>
-      </w:r>
-      <w:proofErr w:type="spellEnd"/>
-      <w:r>
-        <w:t xml:space="preserve"> palauttaa staattisen vastauksen ”status”: ”</w:t>
-      </w:r>
-      <w:proofErr w:type="spellStart"/>
-      <w:r>
-        <w:t>running</w:t>
-      </w:r>
-      <w:proofErr w:type="spellEnd"/>
-      <w:r>
-        <w:t xml:space="preserve">”. Sen avulla sovelluksen tilaa voidaan pyytää. </w:t>
-      </w:r>
-      <w:proofErr w:type="spellStart"/>
-      <w:r>
-        <w:t>Docker</w:t>
-      </w:r>
-      <w:proofErr w:type="spellEnd"/>
-      <w:r>
-        <w:t xml:space="preserve"> </w:t>
-      </w:r>
-      <w:proofErr w:type="spellStart"/>
-      <w:r>
-        <w:t>compose</w:t>
-      </w:r>
-      <w:proofErr w:type="spellEnd"/>
-      <w:r>
-        <w:t xml:space="preserve"> käyttää kyseistä reittiä määrittääkseen toimiiko </w:t>
-      </w:r>
-      <w:proofErr w:type="spellStart"/>
-      <w:r>
-        <w:t>Flask</w:t>
-      </w:r>
-      <w:proofErr w:type="spellEnd"/>
-      <w:r>
-        <w:t xml:space="preserve"> sovellus. </w:t>
-      </w:r>
-    </w:p>
-    <w:p>
-      <w:pPr>
-        <w:pStyle w:val="Leipteksti1"/>
-      </w:pPr>
-      <w:r>
-        <w:t>DELETE /</w:t>
-      </w:r>
-      <w:proofErr w:type="spellStart"/>
-      <w:r>
-        <w:t>purge</w:t>
-      </w:r>
-      <w:proofErr w:type="spellEnd"/>
-    </w:p>
-    <w:p>
-      <w:pPr>
-        <w:pStyle w:val="Leipteksti1"/>
-      </w:pPr>
-      <w:r>
-        <w:t>/</w:t>
-      </w:r>
-      <w:proofErr w:type="spellStart"/>
-      <w:r>
-        <w:t>purge</w:t>
-      </w:r>
-      <w:proofErr w:type="spellEnd"/>
-      <w:r>
-        <w:t xml:space="preserve"> tyhjentää </w:t>
-      </w:r>
-      <w:proofErr w:type="spellStart"/>
-      <w:r>
-        <w:t>Redis</w:t>
-      </w:r>
-      <w:proofErr w:type="spellEnd"/>
-      <w:r>
-        <w:t xml:space="preserve"> välimuistin. Reittiä käytettiin kehitysvaiheessa välimuistin toiminnallisuuden testaamisessa. Tyhjentämällä välimuisti, poistetaan kaikki tehtävät sekä tallennetut tulokset. Tätä voidaan käyttää ongelmatilanteissa, sekä kun halutaan sovelluksen hakevan tuoreimmat uhkatiedot. </w:t>
-      </w:r>
-    </w:p>
-    <w:p>
-      <w:pPr>
-        <w:pStyle w:val="Leipteksti1"/>
         <w:rPr>
           <w:lang w:val="en-US"/>
         </w:rPr>
@@ -8741,21 +8673,7 @@
         <w:rPr>
           <w:lang w:val="en-US"/>
         </w:rPr>
-        <w:t xml:space="preserve">POST /search body: </w:t>
-      </w:r>
-      <w:proofErr w:type="gramStart"/>
-      <w:r>
-        <w:rPr>
-          <w:lang w:val="en-US"/>
-        </w:rPr>
-        <w:t>{”indicator</w:t>
-      </w:r>
-      <w:proofErr w:type="gramEnd"/>
-      <w:r>
-        <w:rPr>
-          <w:lang w:val="en-US"/>
-        </w:rPr>
-        <w:t>”: “&lt;string&gt;”}</w:t>
+        <w:t>POST /search body: {”indicator”: “&lt;string&gt;”}</w:t>
       </w:r>
     </w:p>
     <w:p>
@@ -9259,15 +9177,7 @@
         <w:pStyle w:val="Koodirivi"/>
       </w:pPr>
       <w:r>
-        <w:t xml:space="preserve">      "data</w:t>
-      </w:r>
-      <w:proofErr w:type="gramStart"/>
-      <w:r>
-        <w:t>": {</w:t>
-      </w:r>
-      <w:proofErr w:type="gramEnd"/>
-      <w:r>
-        <w:t xml:space="preserve">&lt;raw data in </w:t>
+        <w:t xml:space="preserve">      "data": {&lt;raw data in </w:t>
       </w:r>
       <w:proofErr w:type="spellStart"/>
       <w:r>
@@ -9408,15 +9318,7 @@
         <w:pStyle w:val="Koodirivi"/>
       </w:pPr>
       <w:r>
-        <w:t>@</w:t>
-      </w:r>
-      <w:proofErr w:type="gramStart"/>
-      <w:r>
-        <w:t>main.errorhandler</w:t>
-      </w:r>
-      <w:proofErr w:type="gramEnd"/>
-      <w:r>
-        <w:t>(400)</w:t>
+        <w:t>@main.errorhandler(400)</w:t>
       </w:r>
     </w:p>
     <w:p>
@@ -9428,19 +9330,11 @@
       </w:r>
       <w:proofErr w:type="spellStart"/>
       <w:r>
-        <w:t>bad_request_</w:t>
-      </w:r>
-      <w:proofErr w:type="gramStart"/>
-      <w:r>
-        <w:t>error</w:t>
-      </w:r>
-      <w:proofErr w:type="spellEnd"/>
-      <w:r>
-        <w:t>(</w:t>
-      </w:r>
-      <w:proofErr w:type="gramEnd"/>
-      <w:r>
-        <w:t>error: Exception | str</w:t>
+        <w:t>bad_request_error</w:t>
+      </w:r>
+      <w:proofErr w:type="spellEnd"/>
+      <w:r>
+        <w:t>(error: Exception | str</w:t>
       </w:r>
       <w:r>
         <w:t xml:space="preserve"> = </w:t>
@@ -9476,17 +9370,12 @@
         <w:t xml:space="preserve">return </w:t>
       </w:r>
       <w:proofErr w:type="spellStart"/>
-      <w:proofErr w:type="gramStart"/>
       <w:r>
         <w:t>jsonify</w:t>
       </w:r>
       <w:proofErr w:type="spellEnd"/>
       <w:r>
-        <w:t>(</w:t>
-      </w:r>
-      <w:proofErr w:type="gramEnd"/>
-      <w:r>
-        <w:t>{</w:t>
+        <w:t>({</w:t>
       </w:r>
     </w:p>
     <w:p>
@@ -9539,13 +9428,8 @@
         <w:t>"</w:t>
       </w:r>
       <w:proofErr w:type="spellStart"/>
-      <w:proofErr w:type="gramStart"/>
-      <w:r>
-        <w:t>status</w:t>
-      </w:r>
-      <w:proofErr w:type="gramEnd"/>
-      <w:r>
-        <w:t>_code</w:t>
+      <w:r>
+        <w:t>status_code</w:t>
       </w:r>
       <w:proofErr w:type="spellEnd"/>
       <w:r>
@@ -9566,12 +9450,10 @@
         <w:t xml:space="preserve">"path": </w:t>
       </w:r>
       <w:proofErr w:type="spellStart"/>
-      <w:proofErr w:type="gramStart"/>
       <w:r>
         <w:t>request.path</w:t>
       </w:r>
       <w:proofErr w:type="spellEnd"/>
-      <w:proofErr w:type="gramEnd"/>
       <w:r>
         <w:t>,</w:t>
       </w:r>
@@ -10035,15 +9917,7 @@
         <w:tab/>
       </w:r>
       <w:r>
-        <w:t xml:space="preserve">celery = </w:t>
-      </w:r>
-      <w:proofErr w:type="gramStart"/>
-      <w:r>
-        <w:t>Celery(</w:t>
-      </w:r>
-      <w:proofErr w:type="gramEnd"/>
-      <w:r>
-        <w:t>C</w:t>
+        <w:t>celery = Celery(C</w:t>
       </w:r>
       <w:r>
         <w:t>onfig)</w:t>
@@ -10084,18 +9958,10 @@
       </w:r>
       <w:proofErr w:type="spellEnd"/>
       <w:r>
-        <w:t>(celery=</w:t>
-      </w:r>
-      <w:proofErr w:type="gramStart"/>
-      <w:r>
-        <w:t>True)</w:t>
-      </w:r>
-      <w:r>
-        <w:t xml:space="preserve"> #</w:t>
-      </w:r>
-      <w:proofErr w:type="gramEnd"/>
-      <w:r>
-        <w:t xml:space="preserve"> Create Flask without set up</w:t>
+        <w:t>(celery=True)</w:t>
+      </w:r>
+      <w:r>
+        <w:t xml:space="preserve"> # Create Flask without set up</w:t>
       </w:r>
     </w:p>
     <w:p>
@@ -10418,35 +10284,54 @@
       </w:r>
       <w:proofErr w:type="spellStart"/>
       <w:r>
-        <w:t>query_</w:t>
-      </w:r>
-      <w:proofErr w:type="gramStart"/>
-      <w:r>
-        <w:t>source</w:t>
+        <w:t>query_source</w:t>
+      </w:r>
+      <w:proofErr w:type="spellEnd"/>
+      <w:r>
+        <w:t xml:space="preserve">(source: </w:t>
+      </w:r>
+      <w:proofErr w:type="spellStart"/>
+      <w:r>
+        <w:t>BaseSource</w:t>
+      </w:r>
+      <w:proofErr w:type="spellEnd"/>
+      <w:r>
+        <w:t xml:space="preserve">) -&gt; </w:t>
+      </w:r>
+      <w:proofErr w:type="spellStart"/>
+      <w:r>
+        <w:t>dict</w:t>
+      </w:r>
+      <w:proofErr w:type="spellEnd"/>
+      <w:r>
+        <w:t xml:space="preserve"> | None:</w:t>
+      </w:r>
+    </w:p>
+    <w:p>
+      <w:pPr>
+        <w:pStyle w:val="Koodirivi"/>
+      </w:pPr>
+      <w:r>
+        <w:tab/>
+      </w:r>
+      <w:r>
+        <w:t xml:space="preserve">semaphore = </w:t>
+      </w:r>
+      <w:proofErr w:type="spellStart"/>
+      <w:r>
+        <w:t>asyncio.Semaphore</w:t>
       </w:r>
       <w:proofErr w:type="spellEnd"/>
       <w:r>
         <w:t>(</w:t>
       </w:r>
-      <w:proofErr w:type="gramEnd"/>
-      <w:r>
-        <w:t xml:space="preserve">source: </w:t>
-      </w:r>
-      <w:proofErr w:type="spellStart"/>
-      <w:r>
-        <w:t>BaseSource</w:t>
-      </w:r>
-      <w:proofErr w:type="spellEnd"/>
-      <w:r>
-        <w:t xml:space="preserve">) -&gt; </w:t>
-      </w:r>
-      <w:proofErr w:type="spellStart"/>
-      <w:r>
-        <w:t>dict</w:t>
-      </w:r>
-      <w:proofErr w:type="spellEnd"/>
-      <w:r>
-        <w:t xml:space="preserve"> | None:</w:t>
+      <w:proofErr w:type="spellStart"/>
+      <w:r>
+        <w:t>Config.MAX_CONCURRENT_REQUESTS</w:t>
+      </w:r>
+      <w:proofErr w:type="spellEnd"/>
+      <w:r>
+        <w:t>)</w:t>
       </w:r>
     </w:p>
     <w:p>
@@ -10457,25 +10342,121 @@
         <w:tab/>
       </w:r>
       <w:r>
-        <w:t xml:space="preserve">semaphore = </w:t>
-      </w:r>
-      <w:proofErr w:type="spellStart"/>
-      <w:proofErr w:type="gramStart"/>
-      <w:r>
-        <w:t>asyncio.Semaphore</w:t>
-      </w:r>
-      <w:proofErr w:type="spellEnd"/>
-      <w:proofErr w:type="gramEnd"/>
+        <w:t>async with semaphore:</w:t>
+      </w:r>
+    </w:p>
+    <w:p>
+      <w:pPr>
+        <w:pStyle w:val="Koodirivi"/>
+      </w:pPr>
+      <w:r>
+        <w:tab/>
+      </w:r>
+      <w:r>
+        <w:tab/>
+      </w:r>
+      <w:r>
+        <w:t>try:</w:t>
+      </w:r>
+    </w:p>
+    <w:p>
+      <w:pPr>
+        <w:pStyle w:val="Koodirivi"/>
+      </w:pPr>
+      <w:r>
+        <w:tab/>
+      </w:r>
+      <w:r>
+        <w:tab/>
+      </w:r>
+      <w:r>
+        <w:tab/>
+      </w:r>
+      <w:r>
+        <w:t xml:space="preserve">response = await </w:t>
+      </w:r>
+      <w:proofErr w:type="spellStart"/>
+      <w:r>
+        <w:t>source.fetch_intel</w:t>
+      </w:r>
+      <w:proofErr w:type="spellEnd"/>
+      <w:r>
+        <w:t xml:space="preserve">(indicator, </w:t>
+      </w:r>
+      <w:proofErr w:type="spellStart"/>
+      <w:r>
+        <w:t>indicator_type</w:t>
+      </w:r>
+      <w:proofErr w:type="spellEnd"/>
+      <w:r>
+        <w:t>)</w:t>
+      </w:r>
+    </w:p>
+    <w:p>
+      <w:pPr>
+        <w:pStyle w:val="Koodirivi"/>
+      </w:pPr>
+      <w:r>
+        <w:tab/>
+      </w:r>
+      <w:r>
+        <w:tab/>
+      </w:r>
+      <w:r>
+        <w:tab/>
+      </w:r>
+      <w:r>
+        <w:t>return response</w:t>
+      </w:r>
+    </w:p>
+    <w:p>
+      <w:pPr>
+        <w:pStyle w:val="Koodirivi"/>
+      </w:pPr>
+      <w:r>
+        <w:tab/>
+      </w:r>
+      <w:r>
+        <w:tab/>
+      </w:r>
+      <w:r>
+        <w:t>except Exception as e:</w:t>
+      </w:r>
+    </w:p>
+    <w:p>
+      <w:pPr>
+        <w:pStyle w:val="Koodirivi"/>
+      </w:pPr>
+      <w:r>
+        <w:tab/>
+      </w:r>
+      <w:r>
+        <w:tab/>
+      </w:r>
+      <w:r>
+        <w:tab/>
+      </w:r>
+      <w:proofErr w:type="spellStart"/>
+      <w:r>
+        <w:t>logger.error</w:t>
+      </w:r>
+      <w:proofErr w:type="spellEnd"/>
       <w:r>
         <w:t>(</w:t>
       </w:r>
       <w:proofErr w:type="spellStart"/>
       <w:r>
-        <w:t>Config.MAX_CONCURRENT_REQUESTS</w:t>
-      </w:r>
-      <w:proofErr w:type="spellEnd"/>
-      <w:r>
-        <w:t>)</w:t>
+        <w:t>f"Error</w:t>
+      </w:r>
+      <w:proofErr w:type="spellEnd"/>
+      <w:r>
+        <w:t xml:space="preserve"> fetching data</w:t>
+      </w:r>
+      <w:r>
+        <w:t xml:space="preserve">: </w:t>
+      </w:r>
+      <w:r>
+        <w:t>{e}")</w:t>
       </w:r>
     </w:p>
     <w:p>
@@ -10486,59 +10467,42 @@
         <w:tab/>
       </w:r>
       <w:r>
-        <w:t>async with semaphore:</w:t>
+        <w:tab/>
+      </w:r>
+      <w:r>
+        <w:tab/>
+      </w:r>
+      <w:r>
+        <w:t>return None</w:t>
       </w:r>
     </w:p>
     <w:p>
       <w:pPr>
         <w:pStyle w:val="Koodirivi"/>
       </w:pPr>
-      <w:r>
-        <w:tab/>
-      </w:r>
-      <w:r>
-        <w:tab/>
-      </w:r>
-      <w:r>
-        <w:t>try:</w:t>
-      </w:r>
     </w:p>
     <w:p>
       <w:pPr>
         <w:pStyle w:val="Koodirivi"/>
       </w:pPr>
       <w:r>
-        <w:tab/>
-      </w:r>
-      <w:r>
-        <w:tab/>
-      </w:r>
-      <w:r>
-        <w:tab/>
-      </w:r>
-      <w:r>
-        <w:t xml:space="preserve">response = await </w:t>
-      </w:r>
-      <w:proofErr w:type="spellStart"/>
-      <w:proofErr w:type="gramStart"/>
-      <w:r>
-        <w:t>source.fetch</w:t>
-      </w:r>
-      <w:proofErr w:type="gramEnd"/>
-      <w:r>
-        <w:t>_intel</w:t>
-      </w:r>
-      <w:proofErr w:type="spellEnd"/>
-      <w:r>
-        <w:t xml:space="preserve">(indicator, </w:t>
-      </w:r>
-      <w:proofErr w:type="spellStart"/>
-      <w:r>
-        <w:t>indicator_type</w:t>
-      </w:r>
-      <w:proofErr w:type="spellEnd"/>
-      <w:r>
-        <w:t>)</w:t>
+        <w:t>tasks = [</w:t>
+      </w:r>
+      <w:proofErr w:type="spellStart"/>
+      <w:r>
+        <w:t>query_source</w:t>
+      </w:r>
+      <w:proofErr w:type="spellEnd"/>
+      <w:r>
+        <w:t xml:space="preserve">(source) for source in </w:t>
+      </w:r>
+      <w:proofErr w:type="spellStart"/>
+      <w:r>
+        <w:t>sources.values</w:t>
+      </w:r>
+      <w:proofErr w:type="spellEnd"/>
+      <w:r>
+        <w:t>()]</w:t>
       </w:r>
     </w:p>
     <w:p>
@@ -10546,178 +10510,36 @@
         <w:pStyle w:val="Koodirivi"/>
       </w:pPr>
       <w:r>
-        <w:tab/>
-      </w:r>
-      <w:r>
-        <w:tab/>
-      </w:r>
-      <w:r>
-        <w:tab/>
-      </w:r>
-      <w:proofErr w:type="gramStart"/>
-      <w:r>
-        <w:t>return response</w:t>
-      </w:r>
-      <w:proofErr w:type="gramEnd"/>
+        <w:t xml:space="preserve">results = await </w:t>
+      </w:r>
+      <w:proofErr w:type="spellStart"/>
+      <w:r>
+        <w:t>asyncio.gather</w:t>
+      </w:r>
+      <w:proofErr w:type="spellEnd"/>
+      <w:r>
+        <w:t>(*tasks)</w:t>
+      </w:r>
     </w:p>
     <w:p>
       <w:pPr>
         <w:pStyle w:val="Koodirivi"/>
       </w:pPr>
-      <w:r>
-        <w:tab/>
-      </w:r>
-      <w:r>
-        <w:tab/>
-      </w:r>
-      <w:r>
-        <w:t>except Exception as e:</w:t>
-      </w:r>
     </w:p>
     <w:p>
       <w:pPr>
         <w:pStyle w:val="Koodirivi"/>
       </w:pPr>
       <w:r>
-        <w:tab/>
-      </w:r>
-      <w:r>
-        <w:tab/>
-      </w:r>
-      <w:r>
-        <w:tab/>
-      </w:r>
-      <w:proofErr w:type="spellStart"/>
-      <w:proofErr w:type="gramStart"/>
-      <w:r>
-        <w:t>logger.error</w:t>
-      </w:r>
-      <w:proofErr w:type="spellEnd"/>
-      <w:proofErr w:type="gramEnd"/>
-      <w:r>
-        <w:t>(</w:t>
-      </w:r>
-      <w:proofErr w:type="spellStart"/>
-      <w:r>
-        <w:t>f"Error</w:t>
-      </w:r>
-      <w:proofErr w:type="spellEnd"/>
-      <w:r>
-        <w:t xml:space="preserve"> fetching </w:t>
-      </w:r>
-      <w:proofErr w:type="gramStart"/>
-      <w:r>
-        <w:t>data</w:t>
-      </w:r>
-      <w:r>
-        <w:t xml:space="preserve">: </w:t>
-      </w:r>
-      <w:r>
-        <w:t>{</w:t>
-      </w:r>
-      <w:proofErr w:type="gramEnd"/>
-      <w:r>
-        <w:t>e}")</w:t>
-      </w:r>
-    </w:p>
-    <w:p>
-      <w:pPr>
-        <w:pStyle w:val="Koodirivi"/>
-      </w:pPr>
-      <w:r>
-        <w:tab/>
-      </w:r>
-      <w:r>
-        <w:tab/>
-      </w:r>
-      <w:r>
-        <w:tab/>
-      </w:r>
-      <w:proofErr w:type="gramStart"/>
-      <w:r>
-        <w:t>return</w:t>
-      </w:r>
-      <w:proofErr w:type="gramEnd"/>
-      <w:r>
-        <w:t xml:space="preserve"> None</w:t>
-      </w:r>
-    </w:p>
-    <w:p>
-      <w:pPr>
-        <w:pStyle w:val="Koodirivi"/>
-      </w:pPr>
-    </w:p>
-    <w:p>
-      <w:pPr>
-        <w:pStyle w:val="Koodirivi"/>
-      </w:pPr>
-      <w:r>
-        <w:t>tasks = [</w:t>
-      </w:r>
-      <w:proofErr w:type="spellStart"/>
-      <w:r>
-        <w:t>query_source</w:t>
-      </w:r>
-      <w:proofErr w:type="spellEnd"/>
-      <w:r>
-        <w:t xml:space="preserve">(source) for source in </w:t>
-      </w:r>
-      <w:proofErr w:type="spellStart"/>
-      <w:proofErr w:type="gramStart"/>
-      <w:r>
-        <w:t>sources.values</w:t>
-      </w:r>
-      <w:proofErr w:type="spellEnd"/>
-      <w:proofErr w:type="gramEnd"/>
-      <w:r>
-        <w:t>()]</w:t>
-      </w:r>
-    </w:p>
-    <w:p>
-      <w:pPr>
-        <w:pStyle w:val="Koodirivi"/>
-      </w:pPr>
-      <w:r>
-        <w:t xml:space="preserve">results = await </w:t>
-      </w:r>
-      <w:proofErr w:type="spellStart"/>
-      <w:proofErr w:type="gramStart"/>
-      <w:r>
-        <w:t>asyncio.gather</w:t>
-      </w:r>
-      <w:proofErr w:type="spellEnd"/>
-      <w:proofErr w:type="gramEnd"/>
-      <w:r>
-        <w:t>(*tasks)</w:t>
-      </w:r>
-    </w:p>
-    <w:p>
-      <w:pPr>
-        <w:pStyle w:val="Koodirivi"/>
-      </w:pPr>
-    </w:p>
-    <w:p>
-      <w:pPr>
-        <w:pStyle w:val="Koodirivi"/>
-      </w:pPr>
-      <w:r>
         <w:t>results = {</w:t>
       </w:r>
       <w:proofErr w:type="spellStart"/>
       <w:r>
-        <w:t>source.get_</w:t>
-      </w:r>
-      <w:proofErr w:type="gramStart"/>
-      <w:r>
-        <w:t>name</w:t>
-      </w:r>
-      <w:proofErr w:type="spellEnd"/>
-      <w:r>
-        <w:t>(</w:t>
-      </w:r>
-      <w:proofErr w:type="gramEnd"/>
-      <w:r>
-        <w:t>): result for source, result in</w:t>
+        <w:t>source.get_name</w:t>
+      </w:r>
+      <w:proofErr w:type="spellEnd"/>
+      <w:r>
+        <w:t>(): result for source, result in</w:t>
       </w:r>
       <w:r>
         <w:t xml:space="preserve"> </w:t>
@@ -10888,17 +10710,12 @@
         <w:t xml:space="preserve">    _instances: </w:t>
       </w:r>
       <w:proofErr w:type="spellStart"/>
-      <w:proofErr w:type="gramStart"/>
       <w:r>
         <w:t>dict</w:t>
       </w:r>
       <w:proofErr w:type="spellEnd"/>
       <w:r>
-        <w:t>[</w:t>
-      </w:r>
-      <w:proofErr w:type="gramEnd"/>
-      <w:r>
-        <w:t xml:space="preserve">str, </w:t>
+        <w:t xml:space="preserve">[str, </w:t>
       </w:r>
       <w:proofErr w:type="spellStart"/>
       <w:r>
@@ -10941,17 +10758,12 @@
         <w:t xml:space="preserve">) -&gt; </w:t>
       </w:r>
       <w:proofErr w:type="spellStart"/>
-      <w:proofErr w:type="gramStart"/>
       <w:r>
         <w:t>dict</w:t>
       </w:r>
       <w:proofErr w:type="spellEnd"/>
       <w:r>
-        <w:t>[</w:t>
-      </w:r>
-      <w:proofErr w:type="gramEnd"/>
-      <w:r>
-        <w:t xml:space="preserve">str, </w:t>
+        <w:t xml:space="preserve">[str, </w:t>
       </w:r>
       <w:proofErr w:type="spellStart"/>
       <w:r>
@@ -10970,17 +10782,12 @@
         <w:t xml:space="preserve">        if not </w:t>
       </w:r>
       <w:proofErr w:type="spellStart"/>
-      <w:proofErr w:type="gramStart"/>
       <w:r>
         <w:t>cls</w:t>
       </w:r>
       <w:proofErr w:type="spellEnd"/>
       <w:r>
-        <w:t>._</w:t>
-      </w:r>
-      <w:proofErr w:type="gramEnd"/>
-      <w:r>
-        <w:t>instances:</w:t>
+        <w:t>._instances:</w:t>
       </w:r>
     </w:p>
     <w:p>
@@ -10991,13 +10798,8 @@
         <w:t xml:space="preserve">            </w:t>
       </w:r>
       <w:proofErr w:type="spellStart"/>
-      <w:proofErr w:type="gramStart"/>
-      <w:r>
-        <w:t>cls.load</w:t>
-      </w:r>
-      <w:proofErr w:type="gramEnd"/>
-      <w:r>
-        <w:t>_sources</w:t>
+      <w:r>
+        <w:t>cls.load_sources</w:t>
       </w:r>
       <w:proofErr w:type="spellEnd"/>
       <w:r>
@@ -11012,17 +10814,12 @@
         <w:t xml:space="preserve">        return </w:t>
       </w:r>
       <w:proofErr w:type="spellStart"/>
-      <w:proofErr w:type="gramStart"/>
       <w:r>
         <w:t>cls</w:t>
       </w:r>
       <w:proofErr w:type="spellEnd"/>
       <w:r>
-        <w:t>._</w:t>
-      </w:r>
-      <w:proofErr w:type="gramEnd"/>
-      <w:r>
-        <w:t>instances</w:t>
+        <w:t>._instances</w:t>
       </w:r>
     </w:p>
     <w:p>
@@ -11070,12 +10867,10 @@
         <w:t xml:space="preserve">        for filename in </w:t>
       </w:r>
       <w:proofErr w:type="spellStart"/>
-      <w:proofErr w:type="gramStart"/>
       <w:r>
         <w:t>os.listdir</w:t>
       </w:r>
       <w:proofErr w:type="spellEnd"/>
-      <w:proofErr w:type="gramEnd"/>
       <w:r>
         <w:t>("app/sources"):</w:t>
       </w:r>
@@ -11088,12 +10883,10 @@
         <w:t xml:space="preserve">            if </w:t>
       </w:r>
       <w:proofErr w:type="spellStart"/>
-      <w:proofErr w:type="gramStart"/>
       <w:r>
         <w:t>filename.endswith</w:t>
       </w:r>
       <w:proofErr w:type="spellEnd"/>
-      <w:proofErr w:type="gramEnd"/>
       <w:r>
         <w:t>(".</w:t>
       </w:r>
@@ -11119,23 +10912,7 @@
       </w:r>
       <w:proofErr w:type="spellEnd"/>
       <w:r>
-        <w:t xml:space="preserve"> = </w:t>
-      </w:r>
-      <w:proofErr w:type="gramStart"/>
-      <w:r>
-        <w:t>filename[</w:t>
-      </w:r>
-      <w:proofErr w:type="gramEnd"/>
-      <w:r>
-        <w:t>:-</w:t>
-      </w:r>
-      <w:proofErr w:type="gramStart"/>
-      <w:r>
-        <w:t>3] #</w:t>
-      </w:r>
-      <w:proofErr w:type="gramEnd"/>
-      <w:r>
-        <w:t xml:space="preserve"> Strip the .</w:t>
+        <w:t xml:space="preserve"> = filename[:-3] # Strip the .</w:t>
       </w:r>
       <w:proofErr w:type="spellStart"/>
       <w:r>
@@ -11154,13 +10931,8 @@
         <w:t xml:space="preserve">                module = </w:t>
       </w:r>
       <w:proofErr w:type="spellStart"/>
-      <w:proofErr w:type="gramStart"/>
-      <w:r>
-        <w:t>importlib.import</w:t>
-      </w:r>
-      <w:proofErr w:type="gramEnd"/>
-      <w:r>
-        <w:t>_module</w:t>
+      <w:r>
+        <w:t>importlib.import_module</w:t>
       </w:r>
       <w:proofErr w:type="spellEnd"/>
       <w:r>
@@ -11176,19 +10948,11 @@
       </w:r>
       <w:proofErr w:type="spellStart"/>
       <w:r>
-        <w:t>module_</w:t>
-      </w:r>
-      <w:proofErr w:type="gramStart"/>
-      <w:r>
-        <w:t>name</w:t>
-      </w:r>
-      <w:proofErr w:type="spellEnd"/>
-      <w:r>
-        <w:t>}"</w:t>
-      </w:r>
-      <w:proofErr w:type="gramEnd"/>
-      <w:r>
-        <w:t>)</w:t>
+        <w:t>module_name</w:t>
+      </w:r>
+      <w:proofErr w:type="spellEnd"/>
+      <w:r>
+        <w:t>}")</w:t>
       </w:r>
     </w:p>
     <w:p>
@@ -11204,12 +10968,10 @@
         <w:t xml:space="preserve">                for name, obj in </w:t>
       </w:r>
       <w:proofErr w:type="spellStart"/>
-      <w:proofErr w:type="gramStart"/>
       <w:r>
         <w:t>inspect.getmembers</w:t>
       </w:r>
       <w:proofErr w:type="spellEnd"/>
-      <w:proofErr w:type="gramEnd"/>
       <w:r>
         <w:t>(module):</w:t>
       </w:r>
@@ -11222,12 +10984,10 @@
         <w:t xml:space="preserve">                    if </w:t>
       </w:r>
       <w:proofErr w:type="spellStart"/>
-      <w:proofErr w:type="gramStart"/>
       <w:r>
         <w:t>inspect.isclass</w:t>
       </w:r>
       <w:proofErr w:type="spellEnd"/>
-      <w:proofErr w:type="gramEnd"/>
       <w:r>
         <w:t xml:space="preserve">(obj) and </w:t>
       </w:r>
@@ -11261,15 +11021,7 @@
         <w:pStyle w:val="Koodirivi"/>
       </w:pPr>
       <w:r>
-        <w:t xml:space="preserve">                        instance = </w:t>
-      </w:r>
-      <w:proofErr w:type="gramStart"/>
-      <w:r>
-        <w:t>obj(</w:t>
-      </w:r>
-      <w:proofErr w:type="gramEnd"/>
-      <w:r>
-        <w:t>)</w:t>
+        <w:t xml:space="preserve">                        instance = obj()</w:t>
       </w:r>
     </w:p>
     <w:p>
@@ -11280,17 +11032,12 @@
         <w:t xml:space="preserve">                        </w:t>
       </w:r>
       <w:proofErr w:type="spellStart"/>
-      <w:proofErr w:type="gramStart"/>
       <w:r>
         <w:t>cls</w:t>
       </w:r>
       <w:proofErr w:type="spellEnd"/>
       <w:r>
-        <w:t>._</w:t>
-      </w:r>
-      <w:proofErr w:type="gramEnd"/>
-      <w:r>
-        <w:t>instances[</w:t>
+        <w:t>._instances[</w:t>
       </w:r>
       <w:proofErr w:type="spellStart"/>
       <w:r>
@@ -11374,7 +11121,6 @@
         <w:t xml:space="preserve"> </w:t>
       </w:r>
       <w:proofErr w:type="spellStart"/>
-      <w:proofErr w:type="gramStart"/>
       <w:r>
         <w:rPr>
           <w:lang w:val="fi-FI"/>
@@ -11389,7 +11135,6 @@
         <w:t>(</w:t>
       </w:r>
       <w:proofErr w:type="spellStart"/>
-      <w:proofErr w:type="gramEnd"/>
       <w:r>
         <w:rPr>
           <w:lang w:val="fi-FI"/>
@@ -11407,14 +11152,20 @@
     <w:p>
       <w:pPr>
         <w:pStyle w:val="Koodirivi"/>
-      </w:pPr>
-      <w:r>
         <w:rPr>
           <w:lang w:val="fi-FI"/>
         </w:rPr>
+      </w:pPr>
+      <w:r>
+        <w:rPr>
+          <w:lang w:val="fi-FI"/>
+        </w:rPr>
         <w:t xml:space="preserve">    </w:t>
       </w:r>
       <w:r>
+        <w:rPr>
+          <w:lang w:val="fi-FI"/>
+        </w:rPr>
         <w:t>IPv4 = "IPV4"</w:t>
       </w:r>
     </w:p>
@@ -11423,6 +11174,9 @@
         <w:pStyle w:val="Koodirivi"/>
       </w:pPr>
       <w:r>
+        <w:rPr>
+          <w:lang w:val="fi-FI"/>
+        </w:rPr>
         <w:t xml:space="preserve">    </w:t>
       </w:r>
       <w:r>
@@ -11512,15 +11266,99 @@
         <w:tab/>
       </w:r>
       <w:r>
+        <w:t>data = await self.fetch_ipv4_intel(indicator)</w:t>
+      </w:r>
+    </w:p>
+    <w:p>
+      <w:pPr>
+        <w:pStyle w:val="Koodirivi"/>
+      </w:pPr>
+      <w:r>
+        <w:tab/>
+      </w:r>
+      <w:proofErr w:type="spellStart"/>
+      <w:r>
+        <w:t>elif</w:t>
+      </w:r>
+      <w:proofErr w:type="spellEnd"/>
+      <w:r>
+        <w:t xml:space="preserve"> </w:t>
+      </w:r>
+      <w:proofErr w:type="spellStart"/>
+      <w:r>
+        <w:t>indicator_type</w:t>
+      </w:r>
+      <w:proofErr w:type="spellEnd"/>
+      <w:r>
+        <w:t xml:space="preserve"> == IndicatorType.IPv6:</w:t>
+      </w:r>
+    </w:p>
+    <w:p>
+      <w:pPr>
+        <w:pStyle w:val="Koodirivi"/>
+      </w:pPr>
+      <w:r>
+        <w:tab/>
+      </w:r>
+      <w:r>
+        <w:tab/>
+      </w:r>
+      <w:r>
+        <w:t>data = await self.fetch_ipv6_intel(indicator)</w:t>
+      </w:r>
+    </w:p>
+    <w:p>
+      <w:pPr>
+        <w:pStyle w:val="Koodirivi"/>
+      </w:pPr>
+      <w:r>
+        <w:tab/>
+      </w:r>
+      <w:proofErr w:type="spellStart"/>
+      <w:r>
+        <w:t>elif</w:t>
+      </w:r>
+      <w:proofErr w:type="spellEnd"/>
+      <w:r>
+        <w:t xml:space="preserve"> </w:t>
+      </w:r>
+      <w:proofErr w:type="spellStart"/>
+      <w:r>
+        <w:t>indicator_type</w:t>
+      </w:r>
+      <w:proofErr w:type="spellEnd"/>
+      <w:r>
+        <w:t xml:space="preserve"> == </w:t>
+      </w:r>
+      <w:proofErr w:type="spellStart"/>
+      <w:r>
+        <w:t>IndicatorType.DOMAIN</w:t>
+      </w:r>
+      <w:proofErr w:type="spellEnd"/>
+      <w:r>
+        <w:t>:</w:t>
+      </w:r>
+    </w:p>
+    <w:p>
+      <w:pPr>
+        <w:pStyle w:val="Koodirivi"/>
+      </w:pPr>
+      <w:r>
+        <w:tab/>
+      </w:r>
+      <w:r>
+        <w:tab/>
+      </w:r>
+      <w:r>
         <w:t xml:space="preserve">data = await </w:t>
       </w:r>
-      <w:proofErr w:type="gramStart"/>
-      <w:r>
-        <w:t>self.fetch</w:t>
-      </w:r>
-      <w:proofErr w:type="gramEnd"/>
-      <w:r>
-        <w:t>_ipv4_intel(indicator)</w:t>
+      <w:proofErr w:type="spellStart"/>
+      <w:r>
+        <w:t>self.fetch_domain_intel</w:t>
+      </w:r>
+      <w:proofErr w:type="spellEnd"/>
+      <w:r>
+        <w:t>(indicator)</w:t>
       </w:r>
     </w:p>
     <w:p>
@@ -11544,7 +11382,7 @@
       </w:r>
       <w:proofErr w:type="spellEnd"/>
       <w:r>
-        <w:t xml:space="preserve"> == IndicatorType.IPv6:</w:t>
+        <w:t xml:space="preserve"> == IndicatorType.URL:</w:t>
       </w:r>
     </w:p>
     <w:p>
@@ -11560,13 +11398,13 @@
       <w:r>
         <w:t xml:space="preserve">data = await </w:t>
       </w:r>
-      <w:proofErr w:type="gramStart"/>
-      <w:r>
-        <w:t>self.fetch</w:t>
-      </w:r>
-      <w:proofErr w:type="gramEnd"/>
-      <w:r>
-        <w:t>_ipv6_intel(indicator)</w:t>
+      <w:proofErr w:type="spellStart"/>
+      <w:r>
+        <w:t>self.fetch_url_intel</w:t>
+      </w:r>
+      <w:proofErr w:type="spellEnd"/>
+      <w:r>
+        <w:t>(indicator)</w:t>
       </w:r>
     </w:p>
     <w:p>
@@ -11594,7 +11432,7 @@
       </w:r>
       <w:proofErr w:type="spellStart"/>
       <w:r>
-        <w:t>IndicatorType.DOMAIN</w:t>
+        <w:t>IndicatorType.HASH</w:t>
       </w:r>
       <w:proofErr w:type="spellEnd"/>
       <w:r>
@@ -11615,123 +11453,8 @@
         <w:t xml:space="preserve">data = await </w:t>
       </w:r>
       <w:proofErr w:type="spellStart"/>
-      <w:proofErr w:type="gramStart"/>
-      <w:r>
-        <w:t>self.fetch</w:t>
-      </w:r>
-      <w:proofErr w:type="gramEnd"/>
-      <w:r>
-        <w:t>_domain_intel</w:t>
-      </w:r>
-      <w:proofErr w:type="spellEnd"/>
-      <w:r>
-        <w:t>(indicator)</w:t>
-      </w:r>
-    </w:p>
-    <w:p>
-      <w:pPr>
-        <w:pStyle w:val="Koodirivi"/>
-      </w:pPr>
-      <w:r>
-        <w:tab/>
-      </w:r>
-      <w:proofErr w:type="spellStart"/>
-      <w:r>
-        <w:t>elif</w:t>
-      </w:r>
-      <w:proofErr w:type="spellEnd"/>
-      <w:r>
-        <w:t xml:space="preserve"> </w:t>
-      </w:r>
-      <w:proofErr w:type="spellStart"/>
-      <w:r>
-        <w:t>indicator_type</w:t>
-      </w:r>
-      <w:proofErr w:type="spellEnd"/>
-      <w:r>
-        <w:t xml:space="preserve"> == IndicatorType.URL:</w:t>
-      </w:r>
-    </w:p>
-    <w:p>
-      <w:pPr>
-        <w:pStyle w:val="Koodirivi"/>
-      </w:pPr>
-      <w:r>
-        <w:tab/>
-      </w:r>
-      <w:r>
-        <w:tab/>
-      </w:r>
-      <w:r>
-        <w:t xml:space="preserve">data = await </w:t>
-      </w:r>
-      <w:proofErr w:type="spellStart"/>
-      <w:proofErr w:type="gramStart"/>
-      <w:r>
-        <w:t>self.fetch</w:t>
-      </w:r>
-      <w:proofErr w:type="gramEnd"/>
-      <w:r>
-        <w:t>_url_intel</w:t>
-      </w:r>
-      <w:proofErr w:type="spellEnd"/>
-      <w:r>
-        <w:t>(indicator)</w:t>
-      </w:r>
-    </w:p>
-    <w:p>
-      <w:pPr>
-        <w:pStyle w:val="Koodirivi"/>
-      </w:pPr>
-      <w:r>
-        <w:tab/>
-      </w:r>
-      <w:proofErr w:type="spellStart"/>
-      <w:r>
-        <w:t>elif</w:t>
-      </w:r>
-      <w:proofErr w:type="spellEnd"/>
-      <w:r>
-        <w:t xml:space="preserve"> </w:t>
-      </w:r>
-      <w:proofErr w:type="spellStart"/>
-      <w:r>
-        <w:t>indicator_type</w:t>
-      </w:r>
-      <w:proofErr w:type="spellEnd"/>
-      <w:r>
-        <w:t xml:space="preserve"> == </w:t>
-      </w:r>
-      <w:proofErr w:type="spellStart"/>
-      <w:r>
-        <w:t>IndicatorType.HASH</w:t>
-      </w:r>
-      <w:proofErr w:type="spellEnd"/>
-      <w:r>
-        <w:t>:</w:t>
-      </w:r>
-    </w:p>
-    <w:p>
-      <w:pPr>
-        <w:pStyle w:val="Koodirivi"/>
-      </w:pPr>
-      <w:r>
-        <w:tab/>
-      </w:r>
-      <w:r>
-        <w:tab/>
-      </w:r>
-      <w:r>
-        <w:t xml:space="preserve">data = await </w:t>
-      </w:r>
-      <w:proofErr w:type="spellStart"/>
-      <w:proofErr w:type="gramStart"/>
-      <w:r>
-        <w:t>self.fetch</w:t>
-      </w:r>
-      <w:proofErr w:type="gramEnd"/>
-      <w:r>
-        <w:t>_hash_intel</w:t>
+      <w:r>
+        <w:t>self.fetch_hash_intel</w:t>
       </w:r>
       <w:proofErr w:type="spellEnd"/>
       <w:r>
@@ -13379,18 +13102,13 @@
       </w:r>
       <w:proofErr w:type="spellStart"/>
       <w:r>
-        <w:t>poll_</w:t>
-      </w:r>
-      <w:proofErr w:type="gramStart"/>
-      <w:r>
-        <w:t>status</w:t>
+        <w:t>poll_status</w:t>
       </w:r>
       <w:proofErr w:type="spellEnd"/>
       <w:r>
         <w:t>(</w:t>
       </w:r>
       <w:proofErr w:type="spellStart"/>
-      <w:proofErr w:type="gramEnd"/>
       <w:r>
         <w:t>status_url</w:t>
       </w:r>
@@ -13463,15 +13181,7 @@
       </w:r>
       <w:proofErr w:type="spellStart"/>
       <w:r>
-        <w:t>status_</w:t>
-      </w:r>
-      <w:proofErr w:type="gramStart"/>
-      <w:r>
-        <w:t>response.raise</w:t>
-      </w:r>
-      <w:proofErr w:type="gramEnd"/>
-      <w:r>
-        <w:t>_for_status</w:t>
+        <w:t>status_response.raise_for_status</w:t>
       </w:r>
       <w:proofErr w:type="spellEnd"/>
       <w:r>
@@ -13498,14 +13208,9 @@
       </w:r>
       <w:proofErr w:type="spellStart"/>
       <w:r>
-        <w:t>status_</w:t>
-      </w:r>
-      <w:proofErr w:type="gramStart"/>
-      <w:r>
-        <w:t>response.json</w:t>
-      </w:r>
-      <w:proofErr w:type="spellEnd"/>
-      <w:proofErr w:type="gramEnd"/>
+        <w:t>status_response.json</w:t>
+      </w:r>
+      <w:proofErr w:type="spellEnd"/>
       <w:r>
         <w:t>()</w:t>
       </w:r>
@@ -13522,17 +13227,12 @@
         <w:t xml:space="preserve">state = </w:t>
       </w:r>
       <w:proofErr w:type="spellStart"/>
-      <w:proofErr w:type="gramStart"/>
       <w:r>
         <w:t>status_data.get</w:t>
       </w:r>
       <w:proofErr w:type="spellEnd"/>
       <w:r>
-        <w:t>(</w:t>
-      </w:r>
-      <w:proofErr w:type="gramEnd"/>
-      <w:r>
-        <w:t>“state”, “”)</w:t>
+        <w:t>(“state”, “”)</w:t>
       </w:r>
     </w:p>
     <w:p>
@@ -13562,17 +13262,12 @@
         <w:t xml:space="preserve">return </w:t>
       </w:r>
       <w:proofErr w:type="spellStart"/>
-      <w:proofErr w:type="gramStart"/>
       <w:r>
         <w:t>status_data.get</w:t>
       </w:r>
       <w:proofErr w:type="spellEnd"/>
       <w:r>
-        <w:t>(</w:t>
-      </w:r>
-      <w:proofErr w:type="gramEnd"/>
-      <w:r>
-        <w:t>“result”, {})</w:t>
+        <w:t>(“result”, {})</w:t>
       </w:r>
     </w:p>
     <w:p>
@@ -13606,13 +13301,9 @@
       </w:r>
       <w:r>
         <w:tab/>
-      </w:r>
-      <w:proofErr w:type="gramStart"/>
-      <w:r>
         <w:t>print(</w:t>
       </w:r>
       <w:proofErr w:type="spellStart"/>
-      <w:proofErr w:type="gramEnd"/>
       <w:r>
         <w:t>f“Task</w:t>
       </w:r>
@@ -13641,14 +13332,7 @@
       </w:r>
       <w:r>
         <w:tab/>
-      </w:r>
-      <w:proofErr w:type="gramStart"/>
-      <w:r>
-        <w:t>return</w:t>
-      </w:r>
-      <w:proofErr w:type="gramEnd"/>
-      <w:r>
-        <w:t xml:space="preserve"> None</w:t>
+        <w:t>return None</w:t>
       </w:r>
     </w:p>
     <w:p>
@@ -13677,12 +13361,10 @@
         <w:tab/>
       </w:r>
       <w:proofErr w:type="spellStart"/>
-      <w:proofErr w:type="gramStart"/>
       <w:r>
         <w:t>time.sleep</w:t>
       </w:r>
       <w:proofErr w:type="spellEnd"/>
-      <w:proofErr w:type="gramEnd"/>
       <w:r>
         <w:t>(1)</w:t>
       </w:r>
@@ -13923,15 +13605,10 @@
         <w:t xml:space="preserve">2024 Threat Detection Report. </w:t>
       </w:r>
       <w:r>
-        <w:t xml:space="preserve">Verkkoaineisto. Red </w:t>
-      </w:r>
-      <w:proofErr w:type="spellStart"/>
-      <w:r>
-        <w:t>Canary</w:t>
-      </w:r>
-      <w:proofErr w:type="spellEnd"/>
-      <w:r>
-        <w:t xml:space="preserve">. &lt;https://resource.redcanary.com/rs/003-YRU-314/images/2024ThreatDetectionReport_RedCanary.pdf&gt;. </w:t>
+        <w:rPr>
+          <w:lang w:val="en-US"/>
+        </w:rPr>
+        <w:t xml:space="preserve">Verkkoaineisto. Red Canary. &lt;https://resource.redcanary.com/rs/003-YRU-314/images/2024ThreatDetectionReport_RedCanary.pdf&gt;. </w:t>
       </w:r>
       <w:r>
         <w:t>Luettu 17.11.2024.</w:t>
@@ -14104,21 +13781,7 @@
         <w:rPr>
           <w:lang w:val="en-US"/>
         </w:rPr>
-        <w:t xml:space="preserve">What Is </w:t>
-      </w:r>
-      <w:proofErr w:type="gramStart"/>
-      <w:r>
-        <w:rPr>
-          <w:lang w:val="en-US"/>
-        </w:rPr>
-        <w:t>a Honeypot</w:t>
-      </w:r>
-      <w:proofErr w:type="gramEnd"/>
-      <w:r>
-        <w:rPr>
-          <w:lang w:val="en-US"/>
-        </w:rPr>
-        <w:t xml:space="preserve">? </w:t>
+        <w:t xml:space="preserve">What Is a Honeypot? </w:t>
       </w:r>
       <w:proofErr w:type="spellStart"/>
       <w:r>
@@ -14465,6 +14128,9 @@
         <w:t xml:space="preserve"> </w:t>
       </w:r>
       <w:r>
+        <w:rPr>
+          <w:lang w:val="en-US"/>
+        </w:rPr>
         <w:t xml:space="preserve">GitHub. &lt;https://github.com/fernet/spec/blob/master/Spec.md&gt;. </w:t>
       </w:r>
       <w:r>
@@ -19430,6 +19096,7 @@
   <w:style w:type="character" w:default="1" w:styleId="DefaultParagraphFont">
     <w:name w:val="Default Paragraph Font"/>
     <w:uiPriority w:val="1"/>
+    <w:semiHidden/>
     <w:unhideWhenUsed/>
   </w:style>
   <w:style w:type="table" w:default="1" w:styleId="TableNormal">
@@ -20921,6 +20588,10 @@
 </file>
 
 <file path=customXml/item1.xml><?xml version="1.0" encoding="utf-8"?>
+<b:Sources xmlns:b="http://schemas.openxmlformats.org/officeDocument/2006/bibliography" xmlns="http://schemas.openxmlformats.org/officeDocument/2006/bibliography" SelectedStyle="\APASixthEditionOfficeOnline.xsl" StyleName="APA" Version="6"/>
+</file>
+
+<file path=customXml/item2.xml><?xml version="1.0" encoding="utf-8"?>
 <ct:contentTypeSchema xmlns:ct="http://schemas.microsoft.com/office/2006/metadata/contentType" xmlns:ma="http://schemas.microsoft.com/office/2006/metadata/properties/metaAttributes" ct:_="" ma:_="" ma:contentTypeName="Document" ma:contentTypeID="0x010100495DAE342122D046A1BC8B465CE2930A" ma:contentTypeVersion="7" ma:contentTypeDescription="Create a new document." ma:contentTypeScope="" ma:versionID="2667006cdaec7c762767a59781323ce6">
   <xsd:schema xmlns:xsd="http://www.w3.org/2001/XMLSchema" xmlns:xs="http://www.w3.org/2001/XMLSchema" xmlns:p="http://schemas.microsoft.com/office/2006/metadata/properties" xmlns:ns2="250a78ed-7ec3-4606-b849-87cfc6ecf42b" targetNamespace="http://schemas.microsoft.com/office/2006/metadata/properties" ma:root="true" ma:fieldsID="3ebcad96abc5bf7054f99c6cda63043a" ns2:_="">
     <xsd:import namespace="250a78ed-7ec3-4606-b849-87cfc6ecf42b"/>
@@ -21084,11 +20755,13 @@
 </ct:contentTypeSchema>
 </file>
 
-<file path=customXml/item2.xml><?xml version="1.0" encoding="utf-8"?>
-<b:Sources xmlns:b="http://schemas.openxmlformats.org/officeDocument/2006/bibliography" xmlns="http://schemas.openxmlformats.org/officeDocument/2006/bibliography" SelectedStyle="\APASixthEditionOfficeOnline.xsl" StyleName="APA" Version="6"/>
+<file path=customXml/item3.xml><?xml version="1.0" encoding="utf-8"?>
+<p:properties xmlns:p="http://schemas.microsoft.com/office/2006/metadata/properties" xmlns:xsi="http://www.w3.org/2001/XMLSchema-instance" xmlns:pc="http://schemas.microsoft.com/office/infopath/2007/PartnerControls">
+  <documentManagement/>
+</p:properties>
 </file>
 
-<file path=customXml/item3.xml><?xml version="1.0" encoding="utf-8"?>
+<file path=customXml/item4.xml><?xml version="1.0" encoding="utf-8"?>
 <?mso-contentType ?>
 <FormTemplates xmlns="http://schemas.microsoft.com/sharepoint/v3/contenttype/forms">
   <Display>DocumentLibraryForm</Display>
@@ -21097,13 +20770,15 @@
 </FormTemplates>
 </file>
 
-<file path=customXml/item4.xml><?xml version="1.0" encoding="utf-8"?>
-<p:properties xmlns:p="http://schemas.microsoft.com/office/2006/metadata/properties" xmlns:xsi="http://www.w3.org/2001/XMLSchema-instance" xmlns:pc="http://schemas.microsoft.com/office/infopath/2007/PartnerControls">
-  <documentManagement/>
-</p:properties>
+<file path=customXml/itemProps1.xml><?xml version="1.0" encoding="utf-8"?>
+<ds:datastoreItem xmlns:ds="http://schemas.openxmlformats.org/officeDocument/2006/customXml" ds:itemID="{4BA20A7A-D196-4AC6-94E0-050A8A9F9E5B}">
+  <ds:schemaRefs>
+    <ds:schemaRef ds:uri="http://schemas.openxmlformats.org/officeDocument/2006/bibliography"/>
+  </ds:schemaRefs>
+</ds:datastoreItem>
 </file>
 
-<file path=customXml/itemProps1.xml><?xml version="1.0" encoding="utf-8"?>
+<file path=customXml/itemProps2.xml><?xml version="1.0" encoding="utf-8"?>
 <ds:datastoreItem xmlns:ds="http://schemas.openxmlformats.org/officeDocument/2006/customXml" ds:itemID="{3AFC221B-3381-4F7A-98B3-AD35AD0C2788}">
   <ds:schemaRefs>
     <ds:schemaRef ds:uri="http://schemas.microsoft.com/office/2006/metadata/contentType"/>
@@ -21121,27 +20796,19 @@
 </ds:datastoreItem>
 </file>
 
-<file path=customXml/itemProps2.xml><?xml version="1.0" encoding="utf-8"?>
-<ds:datastoreItem xmlns:ds="http://schemas.openxmlformats.org/officeDocument/2006/customXml" ds:itemID="{4BA20A7A-D196-4AC6-94E0-050A8A9F9E5B}">
+<file path=customXml/itemProps3.xml><?xml version="1.0" encoding="utf-8"?>
+<ds:datastoreItem xmlns:ds="http://schemas.openxmlformats.org/officeDocument/2006/customXml" ds:itemID="{A5DF493C-5A9B-4712-BB55-F3DEB3AB4B0D}">
   <ds:schemaRefs>
-    <ds:schemaRef ds:uri="http://schemas.openxmlformats.org/officeDocument/2006/bibliography"/>
-  </ds:schemaRefs>
-</ds:datastoreItem>
-</file>
-
-<file path=customXml/itemProps3.xml><?xml version="1.0" encoding="utf-8"?>
-<ds:datastoreItem xmlns:ds="http://schemas.openxmlformats.org/officeDocument/2006/customXml" ds:itemID="{6FE4389B-E8D4-4CDD-B0AC-C936384EEDD1}">
-  <ds:schemaRefs>
-    <ds:schemaRef ds:uri="http://schemas.microsoft.com/sharepoint/v3/contenttype/forms"/>
+    <ds:schemaRef ds:uri="http://schemas.microsoft.com/office/2006/metadata/properties"/>
+    <ds:schemaRef ds:uri="http://schemas.microsoft.com/office/infopath/2007/PartnerControls"/>
   </ds:schemaRefs>
 </ds:datastoreItem>
 </file>
 
 <file path=customXml/itemProps4.xml><?xml version="1.0" encoding="utf-8"?>
-<ds:datastoreItem xmlns:ds="http://schemas.openxmlformats.org/officeDocument/2006/customXml" ds:itemID="{A5DF493C-5A9B-4712-BB55-F3DEB3AB4B0D}">
+<ds:datastoreItem xmlns:ds="http://schemas.openxmlformats.org/officeDocument/2006/customXml" ds:itemID="{6FE4389B-E8D4-4CDD-B0AC-C936384EEDD1}">
   <ds:schemaRefs>
-    <ds:schemaRef ds:uri="http://schemas.microsoft.com/office/2006/metadata/properties"/>
-    <ds:schemaRef ds:uri="http://schemas.microsoft.com/office/infopath/2007/PartnerControls"/>
+    <ds:schemaRef ds:uri="http://schemas.microsoft.com/sharepoint/v3/contenttype/forms"/>
   </ds:schemaRefs>
 </ds:datastoreItem>
 </file>
